--- a/klagomål/A 162-2025 FSC-klagomål.docx
+++ b/klagomål/A 162-2025 FSC-klagomål.docx
@@ -1909,7 +1909,7 @@
     <w:r>
       <w:tab/>
       <w:tab/>
-      <w:t>2026-09-14</w:t>
+      <w:t>2026-09-15</w:t>
       <w:br/>
       <w:br/>
     </w:r>

--- a/klagomål/A 162-2025 FSC-klagomål.docx
+++ b/klagomål/A 162-2025 FSC-klagomål.docx
@@ -1909,7 +1909,7 @@
     <w:r>
       <w:tab/>
       <w:tab/>
-      <w:t>2026-09-15</w:t>
+      <w:t>2026-09-16</w:t>
       <w:br/>
       <w:br/>
     </w:r>

--- a/klagomål/A 162-2025 FSC-klagomål.docx
+++ b/klagomål/A 162-2025 FSC-klagomål.docx
@@ -1909,7 +1909,7 @@
     <w:r>
       <w:tab/>
       <w:tab/>
-      <w:t>2026-09-16</w:t>
+      <w:t>2026-09-17</w:t>
       <w:br/>
       <w:br/>
     </w:r>

--- a/klagomål/A 162-2025 FSC-klagomål.docx
+++ b/klagomål/A 162-2025 FSC-klagomål.docx
@@ -1909,7 +1909,7 @@
     <w:r>
       <w:tab/>
       <w:tab/>
-      <w:t>2026-09-17</w:t>
+      <w:t>2026-09-18</w:t>
       <w:br/>
       <w:br/>
     </w:r>

--- a/klagomål/A 162-2025 FSC-klagomål.docx
+++ b/klagomål/A 162-2025 FSC-klagomål.docx
@@ -1909,7 +1909,7 @@
     <w:r>
       <w:tab/>
       <w:tab/>
-      <w:t>2026-09-18</w:t>
+      <w:t>2026-09-19</w:t>
       <w:br/>
       <w:br/>
     </w:r>

--- a/klagomål/A 162-2025 FSC-klagomål.docx
+++ b/klagomål/A 162-2025 FSC-klagomål.docx
@@ -1909,7 +1909,7 @@
     <w:r>
       <w:tab/>
       <w:tab/>
-      <w:t>2026-09-19</w:t>
+      <w:t>2026-09-21</w:t>
       <w:br/>
       <w:br/>
     </w:r>

--- a/klagomål/A 162-2025 FSC-klagomål.docx
+++ b/klagomål/A 162-2025 FSC-klagomål.docx
@@ -1909,7 +1909,7 @@
     <w:r>
       <w:tab/>
       <w:tab/>
-      <w:t>2026-09-21</w:t>
+      <w:t>2026-09-23</w:t>
       <w:br/>
       <w:br/>
     </w:r>

--- a/klagomål/A 162-2025 FSC-klagomål.docx
+++ b/klagomål/A 162-2025 FSC-klagomål.docx
@@ -1909,7 +1909,7 @@
     <w:r>
       <w:tab/>
       <w:tab/>
-      <w:t>2026-09-23</w:t>
+      <w:t>2026-09-24</w:t>
       <w:br/>
       <w:br/>
     </w:r>

--- a/klagomål/A 162-2025 FSC-klagomål.docx
+++ b/klagomål/A 162-2025 FSC-klagomål.docx
@@ -1909,7 +1909,7 @@
     <w:r>
       <w:tab/>
       <w:tab/>
-      <w:t>2026-09-24</w:t>
+      <w:t>2026-09-25</w:t>
       <w:br/>
       <w:br/>
     </w:r>

--- a/klagomål/A 162-2025 FSC-klagomål.docx
+++ b/klagomål/A 162-2025 FSC-klagomål.docx
@@ -1909,7 +1909,7 @@
     <w:r>
       <w:tab/>
       <w:tab/>
-      <w:t>2026-09-25</w:t>
+      <w:t>2026-09-26</w:t>
       <w:br/>
       <w:br/>
     </w:r>

--- a/klagomål/A 162-2025 FSC-klagomål.docx
+++ b/klagomål/A 162-2025 FSC-klagomål.docx
@@ -1909,7 +1909,7 @@
     <w:r>
       <w:tab/>
       <w:tab/>
-      <w:t>2026-09-26</w:t>
+      <w:t>2026-09-27</w:t>
       <w:br/>
       <w:br/>
     </w:r>

--- a/klagomål/A 162-2025 FSC-klagomål.docx
+++ b/klagomål/A 162-2025 FSC-klagomål.docx
@@ -1909,7 +1909,7 @@
     <w:r>
       <w:tab/>
       <w:tab/>
-      <w:t>2026-09-27</w:t>
+      <w:t>2026-09-28</w:t>
       <w:br/>
       <w:br/>
     </w:r>

--- a/klagomål/A 162-2025 FSC-klagomål.docx
+++ b/klagomål/A 162-2025 FSC-klagomål.docx
@@ -221,7 +221,7 @@
     </w:p>
     <w:p>
       <w:r>
-        <w:t>I och inom 17 meter från avverkningsanmälan finns fynd av 26 naturvårdsarter, varav 13 är rödlistade, 6 är fridlysta, 15 är typiska (T) och 10 är signalarter (S): knärot (VU, T, §8), fjällig taggsvamp s.str. (NT), kattfotslav (NT, T), kortskaftad ärgspik (NT), rosenticka (NT, T), rynkskinn (NT, T), skarp dropptaggsvamp (NT), talltita (NT, §4), tjockfotad fingersvamp (NT), ullticka (NT, T), vedtrappmossa (NT, T), vågticka (NT), vårärt (NT, T), blodticka (S, T), bronshjon (S, T), grön sköldmossa (S, T, §8), grönpyrola (S, T), gullgröppa (S), rödgul trumpetsvamp (S), stubbspretmossa (S, T), thomsons trägnagare (S), vedticka (S, T), vågbandad barkbock (S), blåsippa (T, §9), spillkråka (T, §4) och kungsfågel (§4). Se Figur 1.</w:t>
+        <w:t>I och inom 17 meter från avverkningsanmälan finns fynd av 27 naturvårdsarter, varav 13 är rödlistade, 7 är fridlysta, 16 är typiska (T) och 10 är signalarter (S): knärot (VU, T, §8), fjällig taggsvamp s.str. (NT), kattfotslav (NT, T), kortskaftad ärgspik (NT), rosenticka (NT, T), rynkskinn (NT, T), skarp dropptaggsvamp (NT), talltita (NT, §4), tjockfotad fingersvamp (NT), ullticka (NT, T), vedtrappmossa (NT, T), vågticka (NT), vårärt (NT, T), blodticka (S, T), bronshjon (S, T), grön sköldmossa (S, T, §8), grönpyrola (S, T), gullgröppa (S), rödgul trumpetsvamp (S), stubbspretmossa (S, T), thomsons trägnagare (S), vedticka (S, T), vågbandad barkbock (S), blåsippa (T, §9), spillkråka (T, §4), tofsmes (T, §4) och kungsfågel (§4). Se Figur 1.</w:t>
       </w:r>
     </w:p>
     <w:p>
@@ -824,6 +824,26 @@
       </w:r>
     </w:p>
     <w:p>
+      <w:r>
+        <w:rPr>
+          <w:b/>
+        </w:rPr>
+        <w:t>Tofsmes (§4)</w:t>
+      </w:r>
+      <w:r>
+        <w:t xml:space="preserve"> häckar i barr- och blandskog, främst i tallskog. Tofsmes är typisk art för </w:t>
+      </w:r>
+      <w:r>
+        <w:rPr>
+          <w:i/>
+        </w:rPr>
+        <w:t xml:space="preserve">9010 Taiga </w:t>
+      </w:r>
+      <w:r>
+        <w:t>(SLU Artdatabanken, 2025).</w:t>
+      </w:r>
+    </w:p>
+    <w:p>
       <w:pPr>
         <w:pStyle w:val="Heading1"/>
       </w:pPr>
@@ -966,7 +986,7 @@
         <w:rPr>
           <w:i/>
         </w:rPr>
-        <w:t>I det avverkningsanmälda skogsområdet har 26 naturvårdsarter varav 13 rödlistade arter sina livsmiljöer och växtplatser.</w:t>
+        <w:t>I det avverkningsanmälda skogsområdet har 27 naturvårdsarter varav 13 rödlistade arter sina livsmiljöer och växtplatser.</w:t>
       </w:r>
     </w:p>
     <w:p>
@@ -1909,7 +1929,7 @@
     <w:r>
       <w:tab/>
       <w:tab/>
-      <w:t>2026-09-28</w:t>
+      <w:t>2026-09-29</w:t>
       <w:br/>
       <w:br/>
     </w:r>

--- a/klagomål/A 162-2025 FSC-klagomål.docx
+++ b/klagomål/A 162-2025 FSC-klagomål.docx
@@ -1929,7 +1929,7 @@
     <w:r>
       <w:tab/>
       <w:tab/>
-      <w:t>2026-09-29</w:t>
+      <w:t>2026-09-30</w:t>
       <w:br/>
       <w:br/>
     </w:r>

--- a/klagomål/A 162-2025 FSC-klagomål.docx
+++ b/klagomål/A 162-2025 FSC-klagomål.docx
@@ -1929,7 +1929,7 @@
     <w:r>
       <w:tab/>
       <w:tab/>
-      <w:t>2026-09-30</w:t>
+      <w:t>2026-10-01</w:t>
       <w:br/>
       <w:br/>
     </w:r>

--- a/klagomål/A 162-2025 FSC-klagomål.docx
+++ b/klagomål/A 162-2025 FSC-klagomål.docx
@@ -1929,7 +1929,7 @@
     <w:r>
       <w:tab/>
       <w:tab/>
-      <w:t>2026-10-01</w:t>
+      <w:t>2026-10-02</w:t>
       <w:br/>
       <w:br/>
     </w:r>

--- a/klagomål/A 162-2025 FSC-klagomål.docx
+++ b/klagomål/A 162-2025 FSC-klagomål.docx
@@ -1929,7 +1929,7 @@
     <w:r>
       <w:tab/>
       <w:tab/>
-      <w:t>2026-10-02</w:t>
+      <w:t>2026-10-03</w:t>
       <w:br/>
       <w:br/>
     </w:r>

--- a/klagomål/A 162-2025 FSC-klagomål.docx
+++ b/klagomål/A 162-2025 FSC-klagomål.docx
@@ -1929,7 +1929,7 @@
     <w:r>
       <w:tab/>
       <w:tab/>
-      <w:t>2026-10-03</w:t>
+      <w:t>2026-10-04</w:t>
       <w:br/>
       <w:br/>
     </w:r>

--- a/klagomål/A 162-2025 FSC-klagomål.docx
+++ b/klagomål/A 162-2025 FSC-klagomål.docx
@@ -1929,7 +1929,7 @@
     <w:r>
       <w:tab/>
       <w:tab/>
-      <w:t>2026-10-04</w:t>
+      <w:t>2026-10-05</w:t>
       <w:br/>
       <w:br/>
     </w:r>

--- a/klagomål/A 162-2025 FSC-klagomål.docx
+++ b/klagomål/A 162-2025 FSC-klagomål.docx
@@ -1929,7 +1929,7 @@
     <w:r>
       <w:tab/>
       <w:tab/>
-      <w:t>2026-10-05</w:t>
+      <w:t>2026-10-06</w:t>
       <w:br/>
       <w:br/>
     </w:r>

--- a/klagomål/A 162-2025 FSC-klagomål.docx
+++ b/klagomål/A 162-2025 FSC-klagomål.docx
@@ -1929,7 +1929,7 @@
     <w:r>
       <w:tab/>
       <w:tab/>
-      <w:t>2026-10-06</w:t>
+      <w:t>2026-10-07</w:t>
       <w:br/>
       <w:br/>
     </w:r>

--- a/klagomål/A 162-2025 FSC-klagomål.docx
+++ b/klagomål/A 162-2025 FSC-klagomål.docx
@@ -1929,7 +1929,7 @@
     <w:r>
       <w:tab/>
       <w:tab/>
-      <w:t>2026-10-07</w:t>
+      <w:t>2026-10-08</w:t>
       <w:br/>
       <w:br/>
     </w:r>

--- a/klagomål/A 162-2025 FSC-klagomål.docx
+++ b/klagomål/A 162-2025 FSC-klagomål.docx
@@ -1929,7 +1929,7 @@
     <w:r>
       <w:tab/>
       <w:tab/>
-      <w:t>2026-10-08</w:t>
+      <w:t>2026-10-09</w:t>
       <w:br/>
       <w:br/>
     </w:r>

--- a/klagomål/A 162-2025 FSC-klagomål.docx
+++ b/klagomål/A 162-2025 FSC-klagomål.docx
@@ -1929,7 +1929,7 @@
     <w:r>
       <w:tab/>
       <w:tab/>
-      <w:t>2026-10-09</w:t>
+      <w:t>2026-10-10</w:t>
       <w:br/>
       <w:br/>
     </w:r>

--- a/klagomål/A 162-2025 FSC-klagomål.docx
+++ b/klagomål/A 162-2025 FSC-klagomål.docx
@@ -1929,7 +1929,7 @@
     <w:r>
       <w:tab/>
       <w:tab/>
-      <w:t>2026-10-10</w:t>
+      <w:t>2026-10-11</w:t>
       <w:br/>
       <w:br/>
     </w:r>

--- a/klagomål/A 162-2025 FSC-klagomål.docx
+++ b/klagomål/A 162-2025 FSC-klagomål.docx
@@ -1929,7 +1929,7 @@
     <w:r>
       <w:tab/>
       <w:tab/>
-      <w:t>2026-10-11</w:t>
+      <w:t>2026-10-12</w:t>
       <w:br/>
       <w:br/>
     </w:r>

--- a/klagomål/A 162-2025 FSC-klagomål.docx
+++ b/klagomål/A 162-2025 FSC-klagomål.docx
@@ -1929,7 +1929,7 @@
     <w:r>
       <w:tab/>
       <w:tab/>
-      <w:t>2026-10-12</w:t>
+      <w:t>2026-10-13</w:t>
       <w:br/>
       <w:br/>
     </w:r>

--- a/klagomål/A 162-2025 FSC-klagomål.docx
+++ b/klagomål/A 162-2025 FSC-klagomål.docx
@@ -1929,7 +1929,7 @@
     <w:r>
       <w:tab/>
       <w:tab/>
-      <w:t>2026-10-13</w:t>
+      <w:t>2026-10-14</w:t>
       <w:br/>
       <w:br/>
     </w:r>

--- a/klagomål/A 162-2025 FSC-klagomål.docx
+++ b/klagomål/A 162-2025 FSC-klagomål.docx
@@ -1929,7 +1929,7 @@
     <w:r>
       <w:tab/>
       <w:tab/>
-      <w:t>2026-10-14</w:t>
+      <w:t>2026-10-15</w:t>
       <w:br/>
       <w:br/>
     </w:r>

--- a/klagomål/A 162-2025 FSC-klagomål.docx
+++ b/klagomål/A 162-2025 FSC-klagomål.docx
@@ -1929,7 +1929,7 @@
     <w:r>
       <w:tab/>
       <w:tab/>
-      <w:t>2026-10-15</w:t>
+      <w:t>2026-10-16</w:t>
       <w:br/>
       <w:br/>
     </w:r>

--- a/klagomål/A 162-2025 FSC-klagomål.docx
+++ b/klagomål/A 162-2025 FSC-klagomål.docx
@@ -1929,7 +1929,7 @@
     <w:r>
       <w:tab/>
       <w:tab/>
-      <w:t>2026-10-16</w:t>
+      <w:t>2026-10-17</w:t>
       <w:br/>
       <w:br/>
     </w:r>

--- a/klagomål/A 162-2025 FSC-klagomål.docx
+++ b/klagomål/A 162-2025 FSC-klagomål.docx
@@ -1929,7 +1929,7 @@
     <w:r>
       <w:tab/>
       <w:tab/>
-      <w:t>2026-10-17</w:t>
+      <w:t>2026-10-18</w:t>
       <w:br/>
       <w:br/>
     </w:r>

--- a/klagomål/A 162-2025 FSC-klagomål.docx
+++ b/klagomål/A 162-2025 FSC-klagomål.docx
@@ -1929,7 +1929,7 @@
     <w:r>
       <w:tab/>
       <w:tab/>
-      <w:t>2026-10-18</w:t>
+      <w:t>2026-10-19</w:t>
       <w:br/>
       <w:br/>
     </w:r>

--- a/klagomål/A 162-2025 FSC-klagomål.docx
+++ b/klagomål/A 162-2025 FSC-klagomål.docx
@@ -1929,7 +1929,7 @@
     <w:r>
       <w:tab/>
       <w:tab/>
-      <w:t>2026-10-19</w:t>
+      <w:t>2026-10-20</w:t>
       <w:br/>
       <w:br/>
     </w:r>

--- a/klagomål/A 162-2025 FSC-klagomål.docx
+++ b/klagomål/A 162-2025 FSC-klagomål.docx
@@ -1929,7 +1929,7 @@
     <w:r>
       <w:tab/>
       <w:tab/>
-      <w:t>2026-10-20</w:t>
+      <w:t>2026-10-21</w:t>
       <w:br/>
       <w:br/>
     </w:r>

--- a/klagomål/A 162-2025 FSC-klagomål.docx
+++ b/klagomål/A 162-2025 FSC-klagomål.docx
@@ -1929,7 +1929,7 @@
     <w:r>
       <w:tab/>
       <w:tab/>
-      <w:t>2026-10-21</w:t>
+      <w:t>2026-10-22</w:t>
       <w:br/>
       <w:br/>
     </w:r>

--- a/klagomål/A 162-2025 FSC-klagomål.docx
+++ b/klagomål/A 162-2025 FSC-klagomål.docx
@@ -1929,7 +1929,7 @@
     <w:r>
       <w:tab/>
       <w:tab/>
-      <w:t>2026-10-22</w:t>
+      <w:t>2026-10-23</w:t>
       <w:br/>
       <w:br/>
     </w:r>

--- a/klagomål/A 162-2025 FSC-klagomål.docx
+++ b/klagomål/A 162-2025 FSC-klagomål.docx
@@ -1929,7 +1929,7 @@
     <w:r>
       <w:tab/>
       <w:tab/>
-      <w:t>2026-10-23</w:t>
+      <w:t>2026-10-24</w:t>
       <w:br/>
       <w:br/>
     </w:r>

--- a/klagomål/A 162-2025 FSC-klagomål.docx
+++ b/klagomål/A 162-2025 FSC-klagomål.docx
@@ -1929,7 +1929,7 @@
     <w:r>
       <w:tab/>
       <w:tab/>
-      <w:t>2026-10-24</w:t>
+      <w:t>2026-10-25</w:t>
       <w:br/>
       <w:br/>
     </w:r>

--- a/klagomål/A 162-2025 FSC-klagomål.docx
+++ b/klagomål/A 162-2025 FSC-klagomål.docx
@@ -1929,7 +1929,7 @@
     <w:r>
       <w:tab/>
       <w:tab/>
-      <w:t>2026-10-25</w:t>
+      <w:t>2026-10-26</w:t>
       <w:br/>
       <w:br/>
     </w:r>

--- a/klagomål/A 162-2025 FSC-klagomål.docx
+++ b/klagomål/A 162-2025 FSC-klagomål.docx
@@ -1929,7 +1929,7 @@
     <w:r>
       <w:tab/>
       <w:tab/>
-      <w:t>2026-10-26</w:t>
+      <w:t>2026-10-27</w:t>
       <w:br/>
       <w:br/>
     </w:r>

--- a/klagomål/A 162-2025 FSC-klagomål.docx
+++ b/klagomål/A 162-2025 FSC-klagomål.docx
@@ -1929,7 +1929,7 @@
     <w:r>
       <w:tab/>
       <w:tab/>
-      <w:t>2026-10-27</w:t>
+      <w:t>2026-10-28</w:t>
       <w:br/>
       <w:br/>
     </w:r>

--- a/klagomål/A 162-2025 FSC-klagomål.docx
+++ b/klagomål/A 162-2025 FSC-klagomål.docx
@@ -1929,7 +1929,7 @@
     <w:r>
       <w:tab/>
       <w:tab/>
-      <w:t>2026-10-28</w:t>
+      <w:t>2026-10-29</w:t>
       <w:br/>
       <w:br/>
     </w:r>

--- a/klagomål/A 162-2025 FSC-klagomål.docx
+++ b/klagomål/A 162-2025 FSC-klagomål.docx
@@ -1929,7 +1929,7 @@
     <w:r>
       <w:tab/>
       <w:tab/>
-      <w:t>2026-10-29</w:t>
+      <w:t>2026-10-31</w:t>
       <w:br/>
       <w:br/>
     </w:r>
